--- a/GVRAO_2026_Director.docx
+++ b/GVRAO_2026_Director.docx
@@ -1,6 +1,6 @@
 
 <file path=word/document.xml><?xml version="1.0" encoding="utf-8"?>
-<w:document xmlns:wpc="http://schemas.microsoft.com/office/word/2010/wordprocessingCanvas" xmlns:cx="http://schemas.microsoft.com/office/drawing/2014/chartex" xmlns:cx1="http://schemas.microsoft.com/office/drawing/2015/9/8/chartex" xmlns:cx2="http://schemas.microsoft.com/office/drawing/2015/10/21/chartex" xmlns:cx3="http://schemas.microsoft.com/office/drawing/2016/5/9/chartex" xmlns:cx4="http://schemas.microsoft.com/office/drawing/2016/5/10/chartex" xmlns:cx5="http://schemas.microsoft.com/office/drawing/2016/5/11/chartex" xmlns:cx6="http://schemas.microsoft.com/office/drawing/2016/5/12/chartex" xmlns:cx7="http://schemas.microsoft.com/office/drawing/2016/5/13/chartex" xmlns:cx8="http://schemas.microsoft.com/office/drawing/2016/5/14/chartex" xmlns:mc="http://schemas.openxmlformats.org/markup-compatibility/2006" xmlns:aink="http://schemas.microsoft.com/office/drawing/2016/ink" xmlns:am3d="http://schemas.microsoft.com/office/drawing/2017/model3d" xmlns:o="urn:schemas-microsoft-com:office:office" xmlns:oel="http://schemas.microsoft.com/office/2019/extlst" xmlns:r="http://schemas.openxmlformats.org/officeDocument/2006/relationships" xmlns:m="http://schemas.openxmlformats.org/officeDocument/2006/math" xmlns:v="urn:schemas-microsoft-com:vml" xmlns:wp14="http://schemas.microsoft.com/office/word/2010/wordprocessingDrawing" xmlns:wp="http://schemas.openxmlformats.org/drawingml/2006/wordprocessingDrawing" xmlns:w10="urn:schemas-microsoft-com:office:word" xmlns:w="http://schemas.openxmlformats.org/wordprocessingml/2006/main" xmlns:w14="http://schemas.microsoft.com/office/word/2010/wordml" xmlns:w15="http://schemas.microsoft.com/office/word/2012/wordml" xmlns:w16cei="http://schemas.microsoft.com/office/word/2026/wordml/cei" xmlns:w16cex="http://schemas.microsoft.com/office/word/2018/wordml/cex" xmlns:w16cid="http://schemas.microsoft.com/office/word/2016/wordml/cid" xmlns:w16="http://schemas.microsoft.com/office/word/2018/wordml" xmlns:w16du="http://schemas.microsoft.com/office/word/2023/wordml/word16du" xmlns:w16sdtdh="http://schemas.microsoft.com/office/word/2020/wordml/sdtdatahash" xmlns:w16sdtfl="http://schemas.microsoft.com/office/word/2024/wordml/sdtformatlock" xmlns:w16se="http://schemas.microsoft.com/office/word/2015/wordml/symex" xmlns:wpg="http://schemas.microsoft.com/office/word/2010/wordprocessingGroup" xmlns:wpi="http://schemas.microsoft.com/office/word/2010/wordprocessingInk" xmlns:wne="http://schemas.microsoft.com/office/word/2006/wordml" xmlns:wps="http://schemas.microsoft.com/office/word/2010/wordprocessingShape" mc:Ignorable="w14 w15 w16se w16cid w16 w16cex w16sdtdh w16sdtfl w16du wp14">
+<w:document xmlns:wpc="http://schemas.microsoft.com/office/word/2010/wordprocessingCanvas" xmlns:cx="http://schemas.microsoft.com/office/drawing/2014/chartex" xmlns:cx1="http://schemas.microsoft.com/office/drawing/2015/9/8/chartex" xmlns:cx2="http://schemas.microsoft.com/office/drawing/2015/10/21/chartex" xmlns:cx3="http://schemas.microsoft.com/office/drawing/2016/5/9/chartex" xmlns:cx4="http://schemas.microsoft.com/office/drawing/2016/5/10/chartex" xmlns:cx5="http://schemas.microsoft.com/office/drawing/2016/5/11/chartex" xmlns:cx6="http://schemas.microsoft.com/office/drawing/2016/5/12/chartex" xmlns:cx7="http://schemas.microsoft.com/office/drawing/2016/5/13/chartex" xmlns:cx8="http://schemas.microsoft.com/office/drawing/2016/5/14/chartex" xmlns:mc="http://schemas.openxmlformats.org/markup-compatibility/2006" xmlns:aink="http://schemas.microsoft.com/office/drawing/2016/ink" xmlns:am3d="http://schemas.microsoft.com/office/drawing/2017/model3d" xmlns:o="urn:schemas-microsoft-com:office:office" xmlns:r="http://schemas.openxmlformats.org/officeDocument/2006/relationships" xmlns:m="http://schemas.openxmlformats.org/officeDocument/2006/math" xmlns:v="urn:schemas-microsoft-com:vml" xmlns:wp14="http://schemas.microsoft.com/office/word/2010/wordprocessingDrawing" xmlns:wp="http://schemas.openxmlformats.org/drawingml/2006/wordprocessingDrawing" xmlns:w10="urn:schemas-microsoft-com:office:word" xmlns:w="http://schemas.openxmlformats.org/wordprocessingml/2006/main" xmlns:w14="http://schemas.microsoft.com/office/word/2010/wordml" xmlns:w15="http://schemas.microsoft.com/office/word/2012/wordml" xmlns:w16cex="http://schemas.microsoft.com/office/word/2018/wordml/cex" xmlns:w16cid="http://schemas.microsoft.com/office/word/2016/wordml/cid" xmlns:w16="http://schemas.microsoft.com/office/word/2018/wordml" xmlns:w16se="http://schemas.microsoft.com/office/word/2015/wordml/symex" xmlns:wpg="http://schemas.microsoft.com/office/word/2010/wordprocessingGroup" xmlns:wpi="http://schemas.microsoft.com/office/word/2010/wordprocessingInk" xmlns:wne="http://schemas.microsoft.com/office/word/2006/wordml" xmlns:wps="http://schemas.microsoft.com/office/word/2010/wordprocessingShape" mc:Ignorable="w14 w15 w16se w16cid w16 w16cex wp14">
   <w:body>
     <w:tbl>
       <w:tblPr>
@@ -593,7 +593,7 @@
           </mc:Choice>
           <mc:Fallback>
             <w:pict>
-              <v:line w14:anchorId="725AD4E5" id="Straight Connector 3" o:spid="_x0000_s1026" style="position:absolute;flip:y;z-index:251656192;visibility:visible;mso-wrap-style:square;mso-width-percent:0;mso-height-percent:0;mso-wrap-distance-left:9pt;mso-wrap-distance-top:0;mso-wrap-distance-right:9pt;mso-wrap-distance-bottom:0;mso-position-horizontal:absolute;mso-position-horizontal-relative:text;mso-position-vertical:absolute;mso-position-vertical-relative:text;mso-width-percent:0;mso-height-percent:0;mso-width-relative:margin;mso-height-relative:margin" from=".7pt,11.2pt" to="520.2pt,12.25pt" o:gfxdata="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" strokecolor="#4bacc6 [3208]" strokeweight="1pt">
+              <v:line w14:anchorId="67DA2F7D" id="Straight Connector 3" o:spid="_x0000_s1026" style="position:absolute;flip:y;z-index:251656192;visibility:visible;mso-wrap-style:square;mso-width-percent:0;mso-height-percent:0;mso-wrap-distance-left:9pt;mso-wrap-distance-top:0;mso-wrap-distance-right:9pt;mso-wrap-distance-bottom:0;mso-position-horizontal:absolute;mso-position-horizontal-relative:text;mso-position-vertical:absolute;mso-position-vertical-relative:text;mso-width-percent:0;mso-height-percent:0;mso-width-relative:margin;mso-height-relative:margin" from=".7pt,11.2pt" to="520.2pt,12.25pt" o:gfxdata="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" strokecolor="#4bacc6 [3208]" strokeweight="1pt">
                 <v:shadow on="t" color="black" opacity="24903f" origin=",.5" offset="0,.55556mm"/>
               </v:line>
             </w:pict>
@@ -1057,7 +1057,7 @@
           </mc:Choice>
           <mc:Fallback>
             <w:pict>
-              <v:line w14:anchorId="7E7BB781" id="Straight Connector 3" o:spid="_x0000_s1026" style="position:absolute;z-index:251641856;visibility:visible;mso-wrap-style:square;mso-width-percent:0;mso-height-percent:0;mso-wrap-distance-left:9pt;mso-wrap-distance-top:0;mso-wrap-distance-right:9pt;mso-wrap-distance-bottom:0;mso-position-horizontal:absolute;mso-position-horizontal-relative:text;mso-position-vertical:absolute;mso-position-vertical-relative:text;mso-width-percent:0;mso-height-percent:0;mso-width-relative:margin;mso-height-relative:margin" from="-.05pt,2.35pt" to="525.2pt,2.85pt" o:gfxdata="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" strokecolor="#4bacc6 [3208]" strokeweight="1pt">
+              <v:line w14:anchorId="0595B3CE" id="Straight Connector 3" o:spid="_x0000_s1026" style="position:absolute;z-index:251641856;visibility:visible;mso-wrap-style:square;mso-width-percent:0;mso-height-percent:0;mso-wrap-distance-left:9pt;mso-wrap-distance-top:0;mso-wrap-distance-right:9pt;mso-wrap-distance-bottom:0;mso-position-horizontal:absolute;mso-position-horizontal-relative:text;mso-position-vertical:absolute;mso-position-vertical-relative:text;mso-width-percent:0;mso-height-percent:0;mso-width-relative:margin;mso-height-relative:margin" from="-.05pt,2.35pt" to="525.2pt,2.85pt" o:gfxdata="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" strokecolor="#4bacc6 [3208]" strokeweight="1pt">
                 <v:shadow on="t" color="black" opacity="24903f" origin=",.5" offset="0,.55556mm"/>
               </v:line>
             </w:pict>
@@ -1760,7 +1760,7 @@
           </mc:Choice>
           <mc:Fallback>
             <w:pict>
-              <v:line w14:anchorId="1C03DDD7" id="Straight Connector 3" o:spid="_x0000_s1026" style="position:absolute;z-index:251669504;visibility:visible;mso-wrap-style:square;mso-width-percent:0;mso-height-percent:0;mso-wrap-distance-left:9pt;mso-wrap-distance-top:0;mso-wrap-distance-right:9pt;mso-wrap-distance-bottom:0;mso-position-horizontal:absolute;mso-position-horizontal-relative:text;mso-position-vertical:absolute;mso-position-vertical-relative:text;mso-width-percent:0;mso-height-percent:0;mso-width-relative:margin;mso-height-relative:margin" from="-2.1pt,1.6pt" to="523.15pt,2.05pt" o:gfxdata="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" strokecolor="#4bacc6 [3208]" strokeweight="1pt">
+              <v:line w14:anchorId="3B25789F" id="Straight Connector 3" o:spid="_x0000_s1026" style="position:absolute;z-index:251669504;visibility:visible;mso-wrap-style:square;mso-width-percent:0;mso-height-percent:0;mso-wrap-distance-left:9pt;mso-wrap-distance-top:0;mso-wrap-distance-right:9pt;mso-wrap-distance-bottom:0;mso-position-horizontal:absolute;mso-position-horizontal-relative:text;mso-position-vertical:absolute;mso-position-vertical-relative:text;mso-width-percent:0;mso-height-percent:0;mso-width-relative:margin;mso-height-relative:margin" from="-2.1pt,1.6pt" to="523.15pt,2.05pt" o:gfxdata="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" strokecolor="#4bacc6 [3208]" strokeweight="1pt">
                 <v:shadow on="t" color="black" opacity="24903f" origin=",.5" offset="0,.55556mm"/>
               </v:line>
             </w:pict>
@@ -2151,7 +2151,25 @@
           <w:spacing w:val="-2"/>
           <w:sz w:val="16"/>
         </w:rPr>
-        <w:t xml:space="preserve">, CoQOS, QNX Hypervisor, Xen </w:t>
+        <w:t xml:space="preserve">, </w:t>
+      </w:r>
+      <w:proofErr w:type="spellStart"/>
+      <w:r>
+        <w:rPr>
+          <w:color w:val="23313B"/>
+          <w:spacing w:val="-2"/>
+          <w:sz w:val="16"/>
+        </w:rPr>
+        <w:t>CoQOS</w:t>
+      </w:r>
+      <w:proofErr w:type="spellEnd"/>
+      <w:r>
+        <w:rPr>
+          <w:color w:val="23313B"/>
+          <w:spacing w:val="-2"/>
+          <w:sz w:val="16"/>
+        </w:rPr>
+        <w:t xml:space="preserve">, QNX Hypervisor, Xen </w:t>
       </w:r>
     </w:p>
     <w:p>
@@ -3137,7 +3155,7 @@
           </mc:Choice>
           <mc:Fallback>
             <w:pict>
-              <v:line w14:anchorId="637CC5D8" id="Straight Connector 3" o:spid="_x0000_s1026" style="position:absolute;z-index:251672576;visibility:visible;mso-wrap-style:square;mso-width-percent:0;mso-height-percent:0;mso-wrap-distance-left:9pt;mso-wrap-distance-top:0;mso-wrap-distance-right:9pt;mso-wrap-distance-bottom:0;mso-position-horizontal:absolute;mso-position-horizontal-relative:text;mso-position-vertical:absolute;mso-position-vertical-relative:text;mso-width-percent:0;mso-height-percent:0;mso-width-relative:margin;mso-height-relative:margin" from="-3.45pt,20.85pt" to="521.8pt,21.3pt" o:gfxdata="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" strokecolor="#4bacc6 [3208]" strokeweight="1pt">
+              <v:line w14:anchorId="37BC32F2" id="Straight Connector 3" o:spid="_x0000_s1026" style="position:absolute;z-index:251672576;visibility:visible;mso-wrap-style:square;mso-width-percent:0;mso-height-percent:0;mso-wrap-distance-left:9pt;mso-wrap-distance-top:0;mso-wrap-distance-right:9pt;mso-wrap-distance-bottom:0;mso-position-horizontal:absolute;mso-position-horizontal-relative:text;mso-position-vertical:absolute;mso-position-vertical-relative:text;mso-width-percent:0;mso-height-percent:0;mso-width-relative:margin;mso-height-relative:margin" from="-3.45pt,20.85pt" to="521.8pt,21.3pt" o:gfxdata="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" strokecolor="#4bacc6 [3208]" strokeweight="1pt">
                 <v:shadow on="t" color="black" opacity="24903f" origin=",.5" offset="0,.55556mm"/>
               </v:line>
             </w:pict>
@@ -3265,7 +3283,20 @@
           <w:sz w:val="16"/>
           <w:szCs w:val="16"/>
         </w:rPr>
-        <w:t>Sep 2022 – Present</w:t>
+        <w:t xml:space="preserve">Sep 2022 – </w:t>
+      </w:r>
+      <w:r>
+        <w:rPr>
+          <w:b w:val="0"/>
+          <w:bCs w:val="0"/>
+          <w:i/>
+          <w:iCs/>
+          <w:color w:val="16314D"/>
+          <w:spacing w:val="14"/>
+          <w:sz w:val="16"/>
+          <w:szCs w:val="16"/>
+        </w:rPr>
+        <w:t>Aug 2026</w:t>
       </w:r>
     </w:p>
     <w:p>
@@ -4172,7 +4203,15 @@
           <w:spacing w:val="-2"/>
           <w:sz w:val="16"/>
         </w:rPr>
-        <w:t>integration.</w:t>
+        <w:t>integrati</w:t>
+      </w:r>
+      <w:r>
+        <w:rPr>
+          <w:color w:val="23313B"/>
+          <w:spacing w:val="-2"/>
+          <w:sz w:val="16"/>
+        </w:rPr>
+        <w:t>on.</w:t>
       </w:r>
     </w:p>
     <w:p>
@@ -4448,7 +4487,15 @@
           <w:spacing w:val="-2"/>
           <w:sz w:val="16"/>
         </w:rPr>
-        <w:t xml:space="preserve"> and engineering management.</w:t>
+        <w:t xml:space="preserve"> and engineering management</w:t>
+      </w:r>
+      <w:r>
+        <w:rPr>
+          <w:color w:val="23313B"/>
+          <w:spacing w:val="-2"/>
+          <w:sz w:val="16"/>
+        </w:rPr>
+        <w:t>.</w:t>
       </w:r>
     </w:p>
     <w:p>
@@ -5650,7 +5697,13 @@
         <w:rPr>
           <w:color w:val="16314D"/>
         </w:rPr>
-        <w:t>Engineering</w:t>
+        <w:t>Engineeri</w:t>
+      </w:r>
+      <w:r>
+        <w:rPr>
+          <w:color w:val="16314D"/>
+        </w:rPr>
+        <w:t>ng</w:t>
       </w:r>
       <w:r>
         <w:rPr>
@@ -6376,7 +6429,15 @@
           <w:spacing w:val="-2"/>
           <w:sz w:val="16"/>
         </w:rPr>
-        <w:t>Led proposals, estimation, software</w:t>
+        <w:t xml:space="preserve">Led </w:t>
+      </w:r>
+      <w:r>
+        <w:rPr>
+          <w:color w:val="23313B"/>
+          <w:spacing w:val="-2"/>
+          <w:sz w:val="16"/>
+        </w:rPr>
+        <w:t>proposals, estimation, software</w:t>
       </w:r>
       <w:r>
         <w:rPr>
@@ -7704,6 +7765,7 @@
         </w:rPr>
         <w:t xml:space="preserve"> and </w:t>
       </w:r>
+      <w:proofErr w:type="spellStart"/>
       <w:r>
         <w:rPr>
           <w:color w:val="23313B"/>
@@ -7712,6 +7774,7 @@
         </w:rPr>
         <w:t>uCOS</w:t>
       </w:r>
+      <w:proofErr w:type="spellEnd"/>
       <w:r>
         <w:rPr>
           <w:color w:val="23313B"/>
@@ -7975,7 +8038,23 @@
           <w:spacing w:val="-2"/>
           <w:sz w:val="16"/>
         </w:rPr>
-        <w:t xml:space="preserve">Designed, developed, and delivered production-ready firmware and hardware layouts for SCADA instrumentation, automatic temperature controllers, </w:t>
+        <w:t xml:space="preserve">Designed, developed, and delivered production-ready </w:t>
+      </w:r>
+      <w:r>
+        <w:rPr>
+          <w:color w:val="23313B"/>
+          <w:spacing w:val="-2"/>
+          <w:sz w:val="16"/>
+        </w:rPr>
+        <w:t xml:space="preserve">bare-metal </w:t>
+      </w:r>
+      <w:r>
+        <w:rPr>
+          <w:color w:val="23313B"/>
+          <w:spacing w:val="-2"/>
+          <w:sz w:val="16"/>
+        </w:rPr>
+        <w:t xml:space="preserve">firmware and hardware layouts for SCADA instrumentation, automatic temperature controllers, </w:t>
       </w:r>
       <w:r>
         <w:rPr>
@@ -8195,7 +8274,7 @@
           </mc:Choice>
           <mc:Fallback>
             <w:pict>
-              <v:line w14:anchorId="762B3BFA" id="Straight Connector 3" o:spid="_x0000_s1026" style="position:absolute;z-index:251679744;visibility:visible;mso-wrap-style:square;mso-width-percent:0;mso-height-percent:0;mso-wrap-distance-left:9pt;mso-wrap-distance-top:0;mso-wrap-distance-right:9pt;mso-wrap-distance-bottom:0;mso-position-horizontal:absolute;mso-position-horizontal-relative:text;mso-position-vertical:absolute;mso-position-vertical-relative:text;mso-width-percent:0;mso-height-percent:0;mso-width-relative:margin;mso-height-relative:margin" from="-1.55pt,1.25pt" to="523.7pt,1.7pt" o:gfxdata="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" strokecolor="#4bacc6 [3208]" strokeweight="1pt">
+              <v:line w14:anchorId="63F41676" id="Straight Connector 3" o:spid="_x0000_s1026" style="position:absolute;z-index:251679744;visibility:visible;mso-wrap-style:square;mso-width-percent:0;mso-height-percent:0;mso-wrap-distance-left:9pt;mso-wrap-distance-top:0;mso-wrap-distance-right:9pt;mso-wrap-distance-bottom:0;mso-position-horizontal:absolute;mso-position-horizontal-relative:text;mso-position-vertical:absolute;mso-position-vertical-relative:text;mso-width-percent:0;mso-height-percent:0;mso-width-relative:margin;mso-height-relative:margin" from="-1.55pt,1.25pt" to="523.7pt,1.7pt" o:gfxdata="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" strokecolor="#4bacc6 [3208]" strokeweight="1pt">
                 <v:shadow on="t" color="black" opacity="24903f" origin=",.5" offset="0,.55556mm"/>
               </v:line>
             </w:pict>
@@ -8475,7 +8554,7 @@
           </mc:Choice>
           <mc:Fallback>
             <w:pict>
-              <v:line w14:anchorId="275F05DA" id="Straight Connector 3" o:spid="_x0000_s1026" style="position:absolute;z-index:251680768;visibility:visible;mso-wrap-style:square;mso-width-percent:0;mso-height-percent:0;mso-wrap-distance-left:9pt;mso-wrap-distance-top:0;mso-wrap-distance-right:9pt;mso-wrap-distance-bottom:0;mso-position-horizontal:absolute;mso-position-horizontal-relative:text;mso-position-vertical:absolute;mso-position-vertical-relative:text;mso-width-percent:0;mso-height-percent:0;mso-width-relative:margin;mso-height-relative:margin" from="-1.55pt,2pt" to="523.7pt,2.45pt" o:gfxdata="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" strokecolor="#4bacc6 [3208]" strokeweight="1pt">
+              <v:line w14:anchorId="4FEDAAD2" id="Straight Connector 3" o:spid="_x0000_s1026" style="position:absolute;z-index:251680768;visibility:visible;mso-wrap-style:square;mso-width-percent:0;mso-height-percent:0;mso-wrap-distance-left:9pt;mso-wrap-distance-top:0;mso-wrap-distance-right:9pt;mso-wrap-distance-bottom:0;mso-position-horizontal:absolute;mso-position-horizontal-relative:text;mso-position-vertical:absolute;mso-position-vertical-relative:text;mso-width-percent:0;mso-height-percent:0;mso-width-relative:margin;mso-height-relative:margin" from="-1.55pt,2pt" to="523.7pt,2.45pt" o:gfxdata="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" strokecolor="#4bacc6 [3208]" strokeweight="1pt">
                 <v:shadow on="t" color="black" opacity="24903f" origin=",.5" offset="0,.55556mm"/>
               </v:line>
             </w:pict>
@@ -8841,7 +8920,7 @@
           </mc:Choice>
           <mc:Fallback>
             <w:pict>
-              <v:line w14:anchorId="6265C049" id="Straight Connector 3" o:spid="_x0000_s1026" style="position:absolute;z-index:251681792;visibility:visible;mso-wrap-style:square;mso-width-percent:0;mso-height-percent:0;mso-wrap-distance-left:9pt;mso-wrap-distance-top:0;mso-wrap-distance-right:9pt;mso-wrap-distance-bottom:0;mso-position-horizontal:absolute;mso-position-horizontal-relative:text;mso-position-vertical:absolute;mso-position-vertical-relative:text;mso-width-percent:0;mso-height-percent:0;mso-width-relative:margin;mso-height-relative:margin" from="-1.55pt,2.75pt" to="523.7pt,3.2pt" o:gfxdata="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" strokecolor="#4bacc6 [3208]" strokeweight="1pt">
+              <v:line w14:anchorId="7D3A83EA" id="Straight Connector 3" o:spid="_x0000_s1026" style="position:absolute;z-index:251681792;visibility:visible;mso-wrap-style:square;mso-width-percent:0;mso-height-percent:0;mso-wrap-distance-left:9pt;mso-wrap-distance-top:0;mso-wrap-distance-right:9pt;mso-wrap-distance-bottom:0;mso-position-horizontal:absolute;mso-position-horizontal-relative:text;mso-position-vertical:absolute;mso-position-vertical-relative:text;mso-width-percent:0;mso-height-percent:0;mso-width-relative:margin;mso-height-relative:margin" from="-1.55pt,2.75pt" to="523.7pt,3.2pt" o:gfxdata="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" strokecolor="#4bacc6 [3208]" strokeweight="1pt">
                 <v:shadow on="t" color="black" opacity="24903f" origin=",.5" offset="0,.55556mm"/>
               </v:line>
             </w:pict>
@@ -9023,7 +9102,7 @@
           </mc:Choice>
           <mc:Fallback>
             <w:pict>
-              <v:line w14:anchorId="28996E76" id="Straight Connector 3" o:spid="_x0000_s1026" style="position:absolute;z-index:251679232;visibility:visible;mso-wrap-style:square;mso-width-percent:0;mso-height-percent:0;mso-wrap-distance-left:9pt;mso-wrap-distance-top:0;mso-wrap-distance-right:9pt;mso-wrap-distance-bottom:0;mso-position-horizontal:absolute;mso-position-horizontal-relative:text;mso-position-vertical:absolute;mso-position-vertical-relative:text;mso-width-percent:0;mso-height-percent:0;mso-width-relative:margin;mso-height-relative:margin" from="-1.55pt,21.05pt" to="523.7pt,21.5pt" o:gfxdata="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" strokecolor="#4bacc6 [3208]" strokeweight="1pt">
+              <v:line w14:anchorId="7F4E2D9F" id="Straight Connector 3" o:spid="_x0000_s1026" style="position:absolute;z-index:251679232;visibility:visible;mso-wrap-style:square;mso-width-percent:0;mso-height-percent:0;mso-wrap-distance-left:9pt;mso-wrap-distance-top:0;mso-wrap-distance-right:9pt;mso-wrap-distance-bottom:0;mso-position-horizontal:absolute;mso-position-horizontal-relative:text;mso-position-vertical:absolute;mso-position-vertical-relative:text;mso-width-percent:0;mso-height-percent:0;mso-width-relative:margin;mso-height-relative:margin" from="-1.55pt,21.05pt" to="523.7pt,21.5pt" o:gfxdata="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" strokecolor="#4bacc6 [3208]" strokeweight="1pt">
                 <v:shadow on="t" color="black" opacity="24903f" origin=",.5" offset="0,.55556mm"/>
               </v:line>
             </w:pict>
@@ -9473,7 +9552,7 @@
 </file>
 
 <file path=word/endnotes.xml><?xml version="1.0" encoding="utf-8"?>
-<w:endnotes xmlns:wpc="http://schemas.microsoft.com/office/word/2010/wordprocessingCanvas" xmlns:cx="http://schemas.microsoft.com/office/drawing/2014/chartex" xmlns:cx1="http://schemas.microsoft.com/office/drawing/2015/9/8/chartex" xmlns:cx2="http://schemas.microsoft.com/office/drawing/2015/10/21/chartex" xmlns:cx3="http://schemas.microsoft.com/office/drawing/2016/5/9/chartex" xmlns:cx4="http://schemas.microsoft.com/office/drawing/2016/5/10/chartex" xmlns:cx5="http://schemas.microsoft.com/office/drawing/2016/5/11/chartex" xmlns:cx6="http://schemas.microsoft.com/office/drawing/2016/5/12/chartex" xmlns:cx7="http://schemas.microsoft.com/office/drawing/2016/5/13/chartex" xmlns:cx8="http://schemas.microsoft.com/office/drawing/2016/5/14/chartex" xmlns:mc="http://schemas.openxmlformats.org/markup-compatibility/2006" xmlns:aink="http://schemas.microsoft.com/office/drawing/2016/ink" xmlns:am3d="http://schemas.microsoft.com/office/drawing/2017/model3d" xmlns:o="urn:schemas-microsoft-com:office:office" xmlns:oel="http://schemas.microsoft.com/office/2019/extlst" xmlns:r="http://schemas.openxmlformats.org/officeDocument/2006/relationships" xmlns:m="http://schemas.openxmlformats.org/officeDocument/2006/math" xmlns:v="urn:schemas-microsoft-com:vml" xmlns:wp14="http://schemas.microsoft.com/office/word/2010/wordprocessingDrawing" xmlns:wp="http://schemas.openxmlformats.org/drawingml/2006/wordprocessingDrawing" xmlns:w10="urn:schemas-microsoft-com:office:word" xmlns:w="http://schemas.openxmlformats.org/wordprocessingml/2006/main" xmlns:w14="http://schemas.microsoft.com/office/word/2010/wordml" xmlns:w15="http://schemas.microsoft.com/office/word/2012/wordml" xmlns:w16cei="http://schemas.microsoft.com/office/word/2026/wordml/cei" xmlns:w16cex="http://schemas.microsoft.com/office/word/2018/wordml/cex" xmlns:w16cid="http://schemas.microsoft.com/office/word/2016/wordml/cid" xmlns:w16="http://schemas.microsoft.com/office/word/2018/wordml" xmlns:w16du="http://schemas.microsoft.com/office/word/2023/wordml/word16du" xmlns:w16sdtdh="http://schemas.microsoft.com/office/word/2020/wordml/sdtdatahash" xmlns:w16sdtfl="http://schemas.microsoft.com/office/word/2024/wordml/sdtformatlock" xmlns:w16se="http://schemas.microsoft.com/office/word/2015/wordml/symex" xmlns:wpg="http://schemas.microsoft.com/office/word/2010/wordprocessingGroup" xmlns:wpi="http://schemas.microsoft.com/office/word/2010/wordprocessingInk" xmlns:wne="http://schemas.microsoft.com/office/word/2006/wordml" xmlns:wps="http://schemas.microsoft.com/office/word/2010/wordprocessingShape" mc:Ignorable="w14 w15 w16se w16cid w16 w16cex w16sdtdh w16sdtfl w16du wp14">
+<w:endnotes xmlns:wpc="http://schemas.microsoft.com/office/word/2010/wordprocessingCanvas" xmlns:cx="http://schemas.microsoft.com/office/drawing/2014/chartex" xmlns:cx1="http://schemas.microsoft.com/office/drawing/2015/9/8/chartex" xmlns:cx2="http://schemas.microsoft.com/office/drawing/2015/10/21/chartex" xmlns:cx3="http://schemas.microsoft.com/office/drawing/2016/5/9/chartex" xmlns:cx4="http://schemas.microsoft.com/office/drawing/2016/5/10/chartex" xmlns:cx5="http://schemas.microsoft.com/office/drawing/2016/5/11/chartex" xmlns:cx6="http://schemas.microsoft.com/office/drawing/2016/5/12/chartex" xmlns:cx7="http://schemas.microsoft.com/office/drawing/2016/5/13/chartex" xmlns:cx8="http://schemas.microsoft.com/office/drawing/2016/5/14/chartex" xmlns:mc="http://schemas.openxmlformats.org/markup-compatibility/2006" xmlns:aink="http://schemas.microsoft.com/office/drawing/2016/ink" xmlns:am3d="http://schemas.microsoft.com/office/drawing/2017/model3d" xmlns:o="urn:schemas-microsoft-com:office:office" xmlns:r="http://schemas.openxmlformats.org/officeDocument/2006/relationships" xmlns:m="http://schemas.openxmlformats.org/officeDocument/2006/math" xmlns:v="urn:schemas-microsoft-com:vml" xmlns:wp14="http://schemas.microsoft.com/office/word/2010/wordprocessingDrawing" xmlns:wp="http://schemas.openxmlformats.org/drawingml/2006/wordprocessingDrawing" xmlns:w10="urn:schemas-microsoft-com:office:word" xmlns:w="http://schemas.openxmlformats.org/wordprocessingml/2006/main" xmlns:w14="http://schemas.microsoft.com/office/word/2010/wordml" xmlns:w15="http://schemas.microsoft.com/office/word/2012/wordml" xmlns:w16cex="http://schemas.microsoft.com/office/word/2018/wordml/cex" xmlns:w16cid="http://schemas.microsoft.com/office/word/2016/wordml/cid" xmlns:w16="http://schemas.microsoft.com/office/word/2018/wordml" xmlns:w16se="http://schemas.microsoft.com/office/word/2015/wordml/symex" xmlns:wpg="http://schemas.microsoft.com/office/word/2010/wordprocessingGroup" xmlns:wpi="http://schemas.microsoft.com/office/word/2010/wordprocessingInk" xmlns:wne="http://schemas.microsoft.com/office/word/2006/wordml" xmlns:wps="http://schemas.microsoft.com/office/word/2010/wordprocessingShape" mc:Ignorable="w14 w15 w16se w16cid w16 w16cex wp14">
   <w:endnote w:type="separator" w:id="-1">
     <w:p>
       <w:r>
@@ -9492,7 +9571,7 @@
 </file>
 
 <file path=word/footer1.xml><?xml version="1.0" encoding="utf-8"?>
-<w:ftr xmlns:wpc="http://schemas.microsoft.com/office/word/2010/wordprocessingCanvas" xmlns:cx="http://schemas.microsoft.com/office/drawing/2014/chartex" xmlns:cx1="http://schemas.microsoft.com/office/drawing/2015/9/8/chartex" xmlns:cx2="http://schemas.microsoft.com/office/drawing/2015/10/21/chartex" xmlns:cx3="http://schemas.microsoft.com/office/drawing/2016/5/9/chartex" xmlns:cx4="http://schemas.microsoft.com/office/drawing/2016/5/10/chartex" xmlns:cx5="http://schemas.microsoft.com/office/drawing/2016/5/11/chartex" xmlns:cx6="http://schemas.microsoft.com/office/drawing/2016/5/12/chartex" xmlns:cx7="http://schemas.microsoft.com/office/drawing/2016/5/13/chartex" xmlns:cx8="http://schemas.microsoft.com/office/drawing/2016/5/14/chartex" xmlns:mc="http://schemas.openxmlformats.org/markup-compatibility/2006" xmlns:aink="http://schemas.microsoft.com/office/drawing/2016/ink" xmlns:am3d="http://schemas.microsoft.com/office/drawing/2017/model3d" xmlns:o="urn:schemas-microsoft-com:office:office" xmlns:oel="http://schemas.microsoft.com/office/2019/extlst" xmlns:r="http://schemas.openxmlformats.org/officeDocument/2006/relationships" xmlns:m="http://schemas.openxmlformats.org/officeDocument/2006/math" xmlns:v="urn:schemas-microsoft-com:vml" xmlns:wp14="http://schemas.microsoft.com/office/word/2010/wordprocessingDrawing" xmlns:wp="http://schemas.openxmlformats.org/drawingml/2006/wordprocessingDrawing" xmlns:w10="urn:schemas-microsoft-com:office:word" xmlns:w="http://schemas.openxmlformats.org/wordprocessingml/2006/main" xmlns:w14="http://schemas.microsoft.com/office/word/2010/wordml" xmlns:w15="http://schemas.microsoft.com/office/word/2012/wordml" xmlns:w16cei="http://schemas.microsoft.com/office/word/2026/wordml/cei" xmlns:w16cex="http://schemas.microsoft.com/office/word/2018/wordml/cex" xmlns:w16cid="http://schemas.microsoft.com/office/word/2016/wordml/cid" xmlns:w16="http://schemas.microsoft.com/office/word/2018/wordml" xmlns:w16du="http://schemas.microsoft.com/office/word/2023/wordml/word16du" xmlns:w16sdtdh="http://schemas.microsoft.com/office/word/2020/wordml/sdtdatahash" xmlns:w16sdtfl="http://schemas.microsoft.com/office/word/2024/wordml/sdtformatlock" xmlns:w16se="http://schemas.microsoft.com/office/word/2015/wordml/symex" xmlns:wpg="http://schemas.microsoft.com/office/word/2010/wordprocessingGroup" xmlns:wpi="http://schemas.microsoft.com/office/word/2010/wordprocessingInk" xmlns:wne="http://schemas.microsoft.com/office/word/2006/wordml" xmlns:wps="http://schemas.microsoft.com/office/word/2010/wordprocessingShape" mc:Ignorable="w14 w15 w16se w16cid w16 w16cex w16sdtdh w16sdtfl w16du wp14">
+<w:ftr xmlns:wpc="http://schemas.microsoft.com/office/word/2010/wordprocessingCanvas" xmlns:cx="http://schemas.microsoft.com/office/drawing/2014/chartex" xmlns:cx1="http://schemas.microsoft.com/office/drawing/2015/9/8/chartex" xmlns:cx2="http://schemas.microsoft.com/office/drawing/2015/10/21/chartex" xmlns:cx3="http://schemas.microsoft.com/office/drawing/2016/5/9/chartex" xmlns:cx4="http://schemas.microsoft.com/office/drawing/2016/5/10/chartex" xmlns:cx5="http://schemas.microsoft.com/office/drawing/2016/5/11/chartex" xmlns:cx6="http://schemas.microsoft.com/office/drawing/2016/5/12/chartex" xmlns:cx7="http://schemas.microsoft.com/office/drawing/2016/5/13/chartex" xmlns:cx8="http://schemas.microsoft.com/office/drawing/2016/5/14/chartex" xmlns:mc="http://schemas.openxmlformats.org/markup-compatibility/2006" xmlns:aink="http://schemas.microsoft.com/office/drawing/2016/ink" xmlns:am3d="http://schemas.microsoft.com/office/drawing/2017/model3d" xmlns:o="urn:schemas-microsoft-com:office:office" xmlns:r="http://schemas.openxmlformats.org/officeDocument/2006/relationships" xmlns:m="http://schemas.openxmlformats.org/officeDocument/2006/math" xmlns:v="urn:schemas-microsoft-com:vml" xmlns:wp14="http://schemas.microsoft.com/office/word/2010/wordprocessingDrawing" xmlns:wp="http://schemas.openxmlformats.org/drawingml/2006/wordprocessingDrawing" xmlns:w10="urn:schemas-microsoft-com:office:word" xmlns:w="http://schemas.openxmlformats.org/wordprocessingml/2006/main" xmlns:w14="http://schemas.microsoft.com/office/word/2010/wordml" xmlns:w15="http://schemas.microsoft.com/office/word/2012/wordml" xmlns:w16cex="http://schemas.microsoft.com/office/word/2018/wordml/cex" xmlns:w16cid="http://schemas.microsoft.com/office/word/2016/wordml/cid" xmlns:w16="http://schemas.microsoft.com/office/word/2018/wordml" xmlns:w16se="http://schemas.microsoft.com/office/word/2015/wordml/symex" xmlns:wpg="http://schemas.microsoft.com/office/word/2010/wordprocessingGroup" xmlns:wpi="http://schemas.microsoft.com/office/word/2010/wordprocessingInk" xmlns:wne="http://schemas.microsoft.com/office/word/2006/wordml" xmlns:wps="http://schemas.microsoft.com/office/word/2010/wordprocessingShape" mc:Ignorable="w14 w15 w16se w16cid w16 w16cex wp14">
   <w:p>
     <w:pPr>
       <w:pStyle w:val="BodyText"/>
@@ -9613,7 +9692,7 @@
               <v:stroke joinstyle="miter"/>
               <v:path gradientshapeok="t" o:connecttype="rect"/>
             </v:shapetype>
-            <v:shape id="Textbox 1" o:spid="_x0000_s1026" type="#_x0000_t202" style="position:absolute;margin-left:155.8pt;margin-top:814.7pt;width:283.75pt;height:9.85pt;z-index:-251660288;visibility:visible;mso-wrap-style:square;mso-wrap-distance-left:0;mso-wrap-distance-top:0;mso-wrap-distance-right:0;mso-wrap-distance-bottom:0;mso-position-horizontal:absolute;mso-position-horizontal-relative:page;mso-position-vertical:absolute;mso-position-vertical-relative:page;v-text-anchor:top" o:gfxdata="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" filled="f" stroked="f">
+            <v:shape id="Textbox 1" o:spid="_x0000_s1026" type="#_x0000_t202" style="position:absolute;margin-left:155.8pt;margin-top:814.7pt;width:283.75pt;height:9.85pt;z-index:-251660288;visibility:visible;mso-wrap-style:square;mso-wrap-distance-left:0;mso-wrap-distance-top:0;mso-wrap-distance-right:0;mso-wrap-distance-bottom:0;mso-position-horizontal:absolute;mso-position-horizontal-relative:page;mso-position-vertical:absolute;mso-position-vertical-relative:page;v-text-anchor:top" o:gfxdata="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" filled="f" stroked="f">
               <v:textbox inset="0,0,0,0">
                 <w:txbxContent>
                   <w:p>
@@ -9780,7 +9859,7 @@
         </mc:Choice>
         <mc:Fallback>
           <w:pict>
-            <v:shape w14:anchorId="712E3B86" id="Textbox 2" o:spid="_x0000_s1027" type="#_x0000_t202" style="position:absolute;margin-left:551.55pt;margin-top:814.7pt;width:10.9pt;height:9.85pt;z-index:-251658240;visibility:visible;mso-wrap-style:square;mso-wrap-distance-left:0;mso-wrap-distance-top:0;mso-wrap-distance-right:0;mso-wrap-distance-bottom:0;mso-position-horizontal:absolute;mso-position-horizontal-relative:page;mso-position-vertical:absolute;mso-position-vertical-relative:page;v-text-anchor:top" o:gfxdata="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" filled="f" stroked="f">
+            <v:shape w14:anchorId="712E3B86" id="Textbox 2" o:spid="_x0000_s1027" type="#_x0000_t202" style="position:absolute;margin-left:551.55pt;margin-top:814.7pt;width:10.9pt;height:9.85pt;z-index:-251658240;visibility:visible;mso-wrap-style:square;mso-wrap-distance-left:0;mso-wrap-distance-top:0;mso-wrap-distance-right:0;mso-wrap-distance-bottom:0;mso-position-horizontal:absolute;mso-position-horizontal-relative:page;mso-position-vertical:absolute;mso-position-vertical-relative:page;v-text-anchor:top" o:gfxdata="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" filled="f" stroked="f">
               <v:textbox inset="0,0,0,0">
                 <w:txbxContent>
                   <w:p>
@@ -9845,7 +9924,7 @@
 </file>
 
 <file path=word/footnotes.xml><?xml version="1.0" encoding="utf-8"?>
-<w:footnotes xmlns:wpc="http://schemas.microsoft.com/office/word/2010/wordprocessingCanvas" xmlns:cx="http://schemas.microsoft.com/office/drawing/2014/chartex" xmlns:cx1="http://schemas.microsoft.com/office/drawing/2015/9/8/chartex" xmlns:cx2="http://schemas.microsoft.com/office/drawing/2015/10/21/chartex" xmlns:cx3="http://schemas.microsoft.com/office/drawing/2016/5/9/chartex" xmlns:cx4="http://schemas.microsoft.com/office/drawing/2016/5/10/chartex" xmlns:cx5="http://schemas.microsoft.com/office/drawing/2016/5/11/chartex" xmlns:cx6="http://schemas.microsoft.com/office/drawing/2016/5/12/chartex" xmlns:cx7="http://schemas.microsoft.com/office/drawing/2016/5/13/chartex" xmlns:cx8="http://schemas.microsoft.com/office/drawing/2016/5/14/chartex" xmlns:mc="http://schemas.openxmlformats.org/markup-compatibility/2006" xmlns:aink="http://schemas.microsoft.com/office/drawing/2016/ink" xmlns:am3d="http://schemas.microsoft.com/office/drawing/2017/model3d" xmlns:o="urn:schemas-microsoft-com:office:office" xmlns:oel="http://schemas.microsoft.com/office/2019/extlst" xmlns:r="http://schemas.openxmlformats.org/officeDocument/2006/relationships" xmlns:m="http://schemas.openxmlformats.org/officeDocument/2006/math" xmlns:v="urn:schemas-microsoft-com:vml" xmlns:wp14="http://schemas.microsoft.com/office/word/2010/wordprocessingDrawing" xmlns:wp="http://schemas.openxmlformats.org/drawingml/2006/wordprocessingDrawing" xmlns:w10="urn:schemas-microsoft-com:office:word" xmlns:w="http://schemas.openxmlformats.org/wordprocessingml/2006/main" xmlns:w14="http://schemas.microsoft.com/office/word/2010/wordml" xmlns:w15="http://schemas.microsoft.com/office/word/2012/wordml" xmlns:w16cei="http://schemas.microsoft.com/office/word/2026/wordml/cei" xmlns:w16cex="http://schemas.microsoft.com/office/word/2018/wordml/cex" xmlns:w16cid="http://schemas.microsoft.com/office/word/2016/wordml/cid" xmlns:w16="http://schemas.microsoft.com/office/word/2018/wordml" xmlns:w16du="http://schemas.microsoft.com/office/word/2023/wordml/word16du" xmlns:w16sdtdh="http://schemas.microsoft.com/office/word/2020/wordml/sdtdatahash" xmlns:w16sdtfl="http://schemas.microsoft.com/office/word/2024/wordml/sdtformatlock" xmlns:w16se="http://schemas.microsoft.com/office/word/2015/wordml/symex" xmlns:wpg="http://schemas.microsoft.com/office/word/2010/wordprocessingGroup" xmlns:wpi="http://schemas.microsoft.com/office/word/2010/wordprocessingInk" xmlns:wne="http://schemas.microsoft.com/office/word/2006/wordml" xmlns:wps="http://schemas.microsoft.com/office/word/2010/wordprocessingShape" mc:Ignorable="w14 w15 w16se w16cid w16 w16cex w16sdtdh w16sdtfl w16du wp14">
+<w:footnotes xmlns:wpc="http://schemas.microsoft.com/office/word/2010/wordprocessingCanvas" xmlns:cx="http://schemas.microsoft.com/office/drawing/2014/chartex" xmlns:cx1="http://schemas.microsoft.com/office/drawing/2015/9/8/chartex" xmlns:cx2="http://schemas.microsoft.com/office/drawing/2015/10/21/chartex" xmlns:cx3="http://schemas.microsoft.com/office/drawing/2016/5/9/chartex" xmlns:cx4="http://schemas.microsoft.com/office/drawing/2016/5/10/chartex" xmlns:cx5="http://schemas.microsoft.com/office/drawing/2016/5/11/chartex" xmlns:cx6="http://schemas.microsoft.com/office/drawing/2016/5/12/chartex" xmlns:cx7="http://schemas.microsoft.com/office/drawing/2016/5/13/chartex" xmlns:cx8="http://schemas.microsoft.com/office/drawing/2016/5/14/chartex" xmlns:mc="http://schemas.openxmlformats.org/markup-compatibility/2006" xmlns:aink="http://schemas.microsoft.com/office/drawing/2016/ink" xmlns:am3d="http://schemas.microsoft.com/office/drawing/2017/model3d" xmlns:o="urn:schemas-microsoft-com:office:office" xmlns:r="http://schemas.openxmlformats.org/officeDocument/2006/relationships" xmlns:m="http://schemas.openxmlformats.org/officeDocument/2006/math" xmlns:v="urn:schemas-microsoft-com:vml" xmlns:wp14="http://schemas.microsoft.com/office/word/2010/wordprocessingDrawing" xmlns:wp="http://schemas.openxmlformats.org/drawingml/2006/wordprocessingDrawing" xmlns:w10="urn:schemas-microsoft-com:office:word" xmlns:w="http://schemas.openxmlformats.org/wordprocessingml/2006/main" xmlns:w14="http://schemas.microsoft.com/office/word/2010/wordml" xmlns:w15="http://schemas.microsoft.com/office/word/2012/wordml" xmlns:w16cex="http://schemas.microsoft.com/office/word/2018/wordml/cex" xmlns:w16cid="http://schemas.microsoft.com/office/word/2016/wordml/cid" xmlns:w16="http://schemas.microsoft.com/office/word/2018/wordml" xmlns:w16se="http://schemas.microsoft.com/office/word/2015/wordml/symex" xmlns:wpg="http://schemas.microsoft.com/office/word/2010/wordprocessingGroup" xmlns:wpi="http://schemas.microsoft.com/office/word/2010/wordprocessingInk" xmlns:wne="http://schemas.microsoft.com/office/word/2006/wordml" xmlns:wps="http://schemas.microsoft.com/office/word/2010/wordprocessingShape" mc:Ignorable="w14 w15 w16se w16cid w16 w16cex wp14">
   <w:footnote w:type="separator" w:id="-1">
     <w:p>
       <w:r>
@@ -9864,7 +9943,7 @@
 </file>
 
 <file path=word/numbering.xml><?xml version="1.0" encoding="utf-8"?>
-<w:numbering xmlns:wpc="http://schemas.microsoft.com/office/word/2010/wordprocessingCanvas" xmlns:cx="http://schemas.microsoft.com/office/drawing/2014/chartex" xmlns:cx1="http://schemas.microsoft.com/office/drawing/2015/9/8/chartex" xmlns:cx2="http://schemas.microsoft.com/office/drawing/2015/10/21/chartex" xmlns:cx3="http://schemas.microsoft.com/office/drawing/2016/5/9/chartex" xmlns:cx4="http://schemas.microsoft.com/office/drawing/2016/5/10/chartex" xmlns:cx5="http://schemas.microsoft.com/office/drawing/2016/5/11/chartex" xmlns:cx6="http://schemas.microsoft.com/office/drawing/2016/5/12/chartex" xmlns:cx7="http://schemas.microsoft.com/office/drawing/2016/5/13/chartex" xmlns:cx8="http://schemas.microsoft.com/office/drawing/2016/5/14/chartex" xmlns:mc="http://schemas.openxmlformats.org/markup-compatibility/2006" xmlns:aink="http://schemas.microsoft.com/office/drawing/2016/ink" xmlns:am3d="http://schemas.microsoft.com/office/drawing/2017/model3d" xmlns:o="urn:schemas-microsoft-com:office:office" xmlns:oel="http://schemas.microsoft.com/office/2019/extlst" xmlns:r="http://schemas.openxmlformats.org/officeDocument/2006/relationships" xmlns:m="http://schemas.openxmlformats.org/officeDocument/2006/math" xmlns:v="urn:schemas-microsoft-com:vml" xmlns:wp14="http://schemas.microsoft.com/office/word/2010/wordprocessingDrawing" xmlns:wp="http://schemas.openxmlformats.org/drawingml/2006/wordprocessingDrawing" xmlns:w10="urn:schemas-microsoft-com:office:word" xmlns:w="http://schemas.openxmlformats.org/wordprocessingml/2006/main" xmlns:w14="http://schemas.microsoft.com/office/word/2010/wordml" xmlns:w15="http://schemas.microsoft.com/office/word/2012/wordml" xmlns:w16cei="http://schemas.microsoft.com/office/word/2026/wordml/cei" xmlns:w16cex="http://schemas.microsoft.com/office/word/2018/wordml/cex" xmlns:w16cid="http://schemas.microsoft.com/office/word/2016/wordml/cid" xmlns:w16="http://schemas.microsoft.com/office/word/2018/wordml" xmlns:w16du="http://schemas.microsoft.com/office/word/2023/wordml/word16du" xmlns:w16sdtdh="http://schemas.microsoft.com/office/word/2020/wordml/sdtdatahash" xmlns:w16sdtfl="http://schemas.microsoft.com/office/word/2024/wordml/sdtformatlock" xmlns:w16se="http://schemas.microsoft.com/office/word/2015/wordml/symex" xmlns:wpg="http://schemas.microsoft.com/office/word/2010/wordprocessingGroup" xmlns:wpi="http://schemas.microsoft.com/office/word/2010/wordprocessingInk" xmlns:wne="http://schemas.microsoft.com/office/word/2006/wordml" xmlns:wps="http://schemas.microsoft.com/office/word/2010/wordprocessingShape" mc:Ignorable="w14 w15 w16se w16cid w16 w16cex w16sdtdh w16sdtfl w16du wp14">
+<w:numbering xmlns:wpc="http://schemas.microsoft.com/office/word/2010/wordprocessingCanvas" xmlns:cx="http://schemas.microsoft.com/office/drawing/2014/chartex" xmlns:cx1="http://schemas.microsoft.com/office/drawing/2015/9/8/chartex" xmlns:cx2="http://schemas.microsoft.com/office/drawing/2015/10/21/chartex" xmlns:cx3="http://schemas.microsoft.com/office/drawing/2016/5/9/chartex" xmlns:cx4="http://schemas.microsoft.com/office/drawing/2016/5/10/chartex" xmlns:cx5="http://schemas.microsoft.com/office/drawing/2016/5/11/chartex" xmlns:cx6="http://schemas.microsoft.com/office/drawing/2016/5/12/chartex" xmlns:cx7="http://schemas.microsoft.com/office/drawing/2016/5/13/chartex" xmlns:cx8="http://schemas.microsoft.com/office/drawing/2016/5/14/chartex" xmlns:mc="http://schemas.openxmlformats.org/markup-compatibility/2006" xmlns:aink="http://schemas.microsoft.com/office/drawing/2016/ink" xmlns:am3d="http://schemas.microsoft.com/office/drawing/2017/model3d" xmlns:o="urn:schemas-microsoft-com:office:office" xmlns:r="http://schemas.openxmlformats.org/officeDocument/2006/relationships" xmlns:m="http://schemas.openxmlformats.org/officeDocument/2006/math" xmlns:v="urn:schemas-microsoft-com:vml" xmlns:wp14="http://schemas.microsoft.com/office/word/2010/wordprocessingDrawing" xmlns:wp="http://schemas.openxmlformats.org/drawingml/2006/wordprocessingDrawing" xmlns:w10="urn:schemas-microsoft-com:office:word" xmlns:w="http://schemas.openxmlformats.org/wordprocessingml/2006/main" xmlns:w14="http://schemas.microsoft.com/office/word/2010/wordml" xmlns:w15="http://schemas.microsoft.com/office/word/2012/wordml" xmlns:w16cex="http://schemas.microsoft.com/office/word/2018/wordml/cex" xmlns:w16cid="http://schemas.microsoft.com/office/word/2016/wordml/cid" xmlns:w16="http://schemas.microsoft.com/office/word/2018/wordml" xmlns:w16se="http://schemas.microsoft.com/office/word/2015/wordml/symex" xmlns:wpg="http://schemas.microsoft.com/office/word/2010/wordprocessingGroup" xmlns:wpi="http://schemas.microsoft.com/office/word/2010/wordprocessingInk" xmlns:wne="http://schemas.microsoft.com/office/word/2006/wordml" xmlns:wps="http://schemas.microsoft.com/office/word/2010/wordprocessingShape" mc:Ignorable="w14 w15 w16se w16cid w16 w16cex wp14">
   <w:abstractNum w:abstractNumId="0" w15:restartNumberingAfterBreak="0">
     <w:nsid w:val="0DB21C47"/>
     <w:multiLevelType w:val="hybridMultilevel"/>
@@ -10449,26 +10528,26 @@
       </w:rPr>
     </w:lvl>
   </w:abstractNum>
-  <w:num w:numId="1" w16cid:durableId="1656839881">
+  <w:num w:numId="1">
     <w:abstractNumId w:val="0"/>
   </w:num>
-  <w:num w:numId="2" w16cid:durableId="182939480">
+  <w:num w:numId="2">
     <w:abstractNumId w:val="3"/>
   </w:num>
-  <w:num w:numId="3" w16cid:durableId="1924606583">
+  <w:num w:numId="3">
     <w:abstractNumId w:val="2"/>
   </w:num>
-  <w:num w:numId="4" w16cid:durableId="262811547">
+  <w:num w:numId="4">
     <w:abstractNumId w:val="1"/>
   </w:num>
-  <w:num w:numId="5" w16cid:durableId="6061627">
+  <w:num w:numId="5">
     <w:abstractNumId w:val="4"/>
   </w:num>
 </w:numbering>
 </file>
 
 <file path=word/styles.xml><?xml version="1.0" encoding="utf-8"?>
-<w:styles xmlns:mc="http://schemas.openxmlformats.org/markup-compatibility/2006" xmlns:r="http://schemas.openxmlformats.org/officeDocument/2006/relationships" xmlns:w="http://schemas.openxmlformats.org/wordprocessingml/2006/main" xmlns:w14="http://schemas.microsoft.com/office/word/2010/wordml" xmlns:w15="http://schemas.microsoft.com/office/word/2012/wordml" xmlns:w16cex="http://schemas.microsoft.com/office/word/2018/wordml/cex" xmlns:w16cid="http://schemas.microsoft.com/office/word/2016/wordml/cid" xmlns:w16="http://schemas.microsoft.com/office/word/2018/wordml" xmlns:w16du="http://schemas.microsoft.com/office/word/2023/wordml/word16du" xmlns:w16sdtdh="http://schemas.microsoft.com/office/word/2020/wordml/sdtdatahash" xmlns:w16sdtfl="http://schemas.microsoft.com/office/word/2024/wordml/sdtformatlock" xmlns:w16se="http://schemas.microsoft.com/office/word/2015/wordml/symex" mc:Ignorable="w14 w15 w16se w16cid w16 w16cex w16sdtdh w16sdtfl w16du">
+<w:styles xmlns:mc="http://schemas.openxmlformats.org/markup-compatibility/2006" xmlns:r="http://schemas.openxmlformats.org/officeDocument/2006/relationships" xmlns:w="http://schemas.openxmlformats.org/wordprocessingml/2006/main" xmlns:w14="http://schemas.microsoft.com/office/word/2010/wordml" xmlns:w15="http://schemas.microsoft.com/office/word/2012/wordml" xmlns:w16cex="http://schemas.microsoft.com/office/word/2018/wordml/cex" xmlns:w16cid="http://schemas.microsoft.com/office/word/2016/wordml/cid" xmlns:w16="http://schemas.microsoft.com/office/word/2018/wordml" xmlns:w16se="http://schemas.microsoft.com/office/word/2015/wordml/symex" mc:Ignorable="w14 w15 w16se w16cid w16 w16cex">
   <w:docDefaults>
     <w:rPrDefault>
       <w:rPr>
